--- a/Knowledge/3-Work knowledge/1-Software Engineering/2-Testing/5-My Source/1-ISTQB Foundation Level/9-Tool Support for Testing/1-Testing Tools Categories/6-Performance Testing Tools.docx
+++ b/Knowledge/3-Work knowledge/1-Software Engineering/2-Testing/5-My Source/1-ISTQB Foundation Level/9-Tool Support for Testing/1-Testing Tools Categories/6-Performance Testing Tools.docx
@@ -39,51 +39,77 @@
       </w:pPr>
       <w:r>
         <w:rPr>
-          <w:b/>
-          <w:shd w:val="clear" w:color="auto" w:fill="B7B7B7"/>
-        </w:rPr>
-        <w:t># Source</w:t>
-      </w:r>
-      <w:r>
-        <w:rPr>
-          <w:shd w:val="clear" w:color="auto" w:fill="B7B7B7"/>
-        </w:rPr>
-        <w:t xml:space="preserve">: </w:t>
-      </w:r>
-      <w:r>
-        <w:rPr>
-          <w:b/>
-          <w:shd w:val="clear" w:color="auto" w:fill="B7B7B7"/>
-        </w:rPr>
-        <w:t xml:space="preserve">Chatgpt </w:t>
-      </w:r>
-      <w:r>
-        <w:rPr>
-          <w:b/>
-          <w:sz w:val="14"/>
-          <w:szCs w:val="14"/>
-          <w:shd w:val="clear" w:color="auto" w:fill="B7B7B7"/>
-        </w:rPr>
-        <w:t>(GPT</w:t>
-      </w:r>
-      <w:r>
-        <w:rPr>
-          <w:rFonts w:ascii="Cambria Math" w:hAnsi="Cambria Math" w:cs="Cambria Math"/>
-          <w:b/>
-          <w:sz w:val="14"/>
-          <w:szCs w:val="14"/>
-          <w:shd w:val="clear" w:color="auto" w:fill="B7B7B7"/>
+          <w:rFonts w:ascii="Arial" w:eastAsia="Arial" w:hAnsi="Arial" w:cs="Arial"/>
+          <w:b/>
+          <w:color w:val="000000"/>
+          <w:sz w:val="18"/>
+          <w:highlight w:val="lightGray"/>
+        </w:rPr>
+        <w:t># Source: AI Source: Provided by: [Data Path</w:t>
+      </w:r>
+      <w:r>
+        <w:rPr>
+          <w:rFonts w:ascii="Arial" w:eastAsia="Arial" w:hAnsi="Arial" w:cs="Arial"/>
+          <w:color w:val="000000"/>
+          <w:sz w:val="18"/>
+          <w:highlight w:val="lightGray"/>
+        </w:rPr>
+        <w:t xml:space="preserve">: Persons Table -&gt; ID Column: 1, Name_En Column: Motasem Essam] -&gt; </w:t>
+      </w:r>
+      <w:r>
+        <w:rPr>
+          <w:rFonts w:ascii="Arial" w:eastAsia="Arial" w:hAnsi="Arial" w:cs="Arial"/>
+          <w:b/>
+          <w:color w:val="000000"/>
+          <w:sz w:val="18"/>
+          <w:highlight w:val="lightGray"/>
+        </w:rPr>
+        <w:t>From:</w:t>
+      </w:r>
+      <w:r>
+        <w:rPr>
+          <w:rFonts w:ascii="Arial" w:eastAsia="Arial" w:hAnsi="Arial" w:cs="Arial"/>
+          <w:color w:val="000000"/>
+          <w:sz w:val="18"/>
+          <w:highlight w:val="lightGray"/>
+        </w:rPr>
+        <w:t xml:space="preserve"> [Chatgpt (GPT</w:t>
+      </w:r>
+      <w:r>
+        <w:rPr>
+          <w:rFonts w:ascii="Arial" w:eastAsia="Arial" w:hAnsi="Arial" w:cs="Cambria Math"/>
+          <w:color w:val="000000"/>
+          <w:sz w:val="18"/>
+          <w:highlight w:val="lightGray"/>
         </w:rPr>
         <w:t>‑</w:t>
       </w:r>
       <w:r>
         <w:rPr>
-          <w:b/>
-          <w:sz w:val="14"/>
-          <w:szCs w:val="14"/>
-          <w:shd w:val="clear" w:color="auto" w:fill="B7B7B7"/>
-        </w:rPr>
-        <w:t>5 Mini) at [8/19/2025]</w:t>
+          <w:rFonts w:ascii="Arial" w:eastAsia="Arial" w:hAnsi="Arial" w:cs="Arial"/>
+          <w:color w:val="000000"/>
+          <w:sz w:val="18"/>
+          <w:highlight w:val="lightGray"/>
+        </w:rPr>
+        <w:t xml:space="preserve">5 Mini)] </w:t>
+      </w:r>
+      <w:r>
+        <w:rPr>
+          <w:rFonts w:ascii="Arial" w:eastAsia="Arial" w:hAnsi="Arial" w:cs="Arial"/>
+          <w:b/>
+          <w:color w:val="000000"/>
+          <w:sz w:val="18"/>
+          <w:highlight w:val="lightGray"/>
+        </w:rPr>
+        <w:t>on</w:t>
+      </w:r>
+      <w:r>
+        <w:rPr>
+          <w:rFonts w:ascii="Arial" w:eastAsia="Arial" w:hAnsi="Arial"/>
+          <w:sz w:val="18"/>
+          <w:highlight w:val="lightGray"/>
+        </w:rPr>
+        <w:t xml:space="preserve"> [8/19/2025]</w:t>
       </w:r>
     </w:p>
     <w:p>
@@ -142,7 +168,7 @@
     </w:p>
     <w:p>
       <w:r>
-        <w:pict w14:anchorId="1768E126">
+        <w:pict w14:anchorId="2D545506">
           <v:rect id="_x0000_i1025" style="width:0;height:1.5pt" o:hralign="center" o:hrstd="t" o:hr="t" fillcolor="#a0a0a0" stroked="f"/>
         </w:pict>
       </w:r>
@@ -166,51 +192,77 @@
       </w:pPr>
       <w:r>
         <w:rPr>
-          <w:b/>
-          <w:shd w:val="clear" w:color="auto" w:fill="B7B7B7"/>
-        </w:rPr>
-        <w:t># Source</w:t>
-      </w:r>
-      <w:r>
-        <w:rPr>
-          <w:shd w:val="clear" w:color="auto" w:fill="B7B7B7"/>
-        </w:rPr>
-        <w:t xml:space="preserve">: </w:t>
-      </w:r>
-      <w:r>
-        <w:rPr>
-          <w:b/>
-          <w:shd w:val="clear" w:color="auto" w:fill="B7B7B7"/>
-        </w:rPr>
-        <w:t xml:space="preserve">Chatgpt </w:t>
-      </w:r>
-      <w:r>
-        <w:rPr>
-          <w:b/>
-          <w:sz w:val="14"/>
-          <w:szCs w:val="14"/>
-          <w:shd w:val="clear" w:color="auto" w:fill="B7B7B7"/>
-        </w:rPr>
-        <w:t>(GPT</w:t>
-      </w:r>
-      <w:r>
-        <w:rPr>
-          <w:rFonts w:ascii="Cambria Math" w:hAnsi="Cambria Math" w:cs="Cambria Math"/>
-          <w:b/>
-          <w:sz w:val="14"/>
-          <w:szCs w:val="14"/>
-          <w:shd w:val="clear" w:color="auto" w:fill="B7B7B7"/>
+          <w:rFonts w:ascii="Arial" w:eastAsia="Arial" w:hAnsi="Arial" w:cs="Arial"/>
+          <w:b/>
+          <w:color w:val="000000"/>
+          <w:sz w:val="18"/>
+          <w:highlight w:val="lightGray"/>
+        </w:rPr>
+        <w:t># Source: AI Source: Provided by: [Data Path</w:t>
+      </w:r>
+      <w:r>
+        <w:rPr>
+          <w:rFonts w:ascii="Arial" w:eastAsia="Arial" w:hAnsi="Arial" w:cs="Arial"/>
+          <w:color w:val="000000"/>
+          <w:sz w:val="18"/>
+          <w:highlight w:val="lightGray"/>
+        </w:rPr>
+        <w:t xml:space="preserve">: Persons Table -&gt; ID Column: 1, Name_En Column: Motasem Essam] -&gt; </w:t>
+      </w:r>
+      <w:r>
+        <w:rPr>
+          <w:rFonts w:ascii="Arial" w:eastAsia="Arial" w:hAnsi="Arial" w:cs="Arial"/>
+          <w:b/>
+          <w:color w:val="000000"/>
+          <w:sz w:val="18"/>
+          <w:highlight w:val="lightGray"/>
+        </w:rPr>
+        <w:t>From:</w:t>
+      </w:r>
+      <w:r>
+        <w:rPr>
+          <w:rFonts w:ascii="Arial" w:eastAsia="Arial" w:hAnsi="Arial" w:cs="Arial"/>
+          <w:color w:val="000000"/>
+          <w:sz w:val="18"/>
+          <w:highlight w:val="lightGray"/>
+        </w:rPr>
+        <w:t xml:space="preserve"> [Chatgpt (GPT</w:t>
+      </w:r>
+      <w:r>
+        <w:rPr>
+          <w:rFonts w:ascii="Arial" w:eastAsia="Arial" w:hAnsi="Arial" w:cs="Cambria Math"/>
+          <w:color w:val="000000"/>
+          <w:sz w:val="18"/>
+          <w:highlight w:val="lightGray"/>
         </w:rPr>
         <w:t>‑</w:t>
       </w:r>
       <w:r>
         <w:rPr>
-          <w:b/>
-          <w:sz w:val="14"/>
-          <w:szCs w:val="14"/>
-          <w:shd w:val="clear" w:color="auto" w:fill="B7B7B7"/>
-        </w:rPr>
-        <w:t>5 Mini) at [8/19/2025]</w:t>
+          <w:rFonts w:ascii="Arial" w:eastAsia="Arial" w:hAnsi="Arial" w:cs="Arial"/>
+          <w:color w:val="000000"/>
+          <w:sz w:val="18"/>
+          <w:highlight w:val="lightGray"/>
+        </w:rPr>
+        <w:t xml:space="preserve">5 Mini)] </w:t>
+      </w:r>
+      <w:r>
+        <w:rPr>
+          <w:rFonts w:ascii="Arial" w:eastAsia="Arial" w:hAnsi="Arial" w:cs="Arial"/>
+          <w:b/>
+          <w:color w:val="000000"/>
+          <w:sz w:val="18"/>
+          <w:highlight w:val="lightGray"/>
+        </w:rPr>
+        <w:t>on</w:t>
+      </w:r>
+      <w:r>
+        <w:rPr>
+          <w:rFonts w:ascii="Arial" w:eastAsia="Arial" w:hAnsi="Arial"/>
+          <w:sz w:val="18"/>
+          <w:highlight w:val="lightGray"/>
+        </w:rPr>
+        <w:t xml:space="preserve"> [8/19/2025]</w:t>
       </w:r>
     </w:p>
     <w:p>
@@ -219,7 +271,7 @@
           <w:ilvl w:val="0"/>
           <w:numId w:val="3"/>
         </w:numPr>
-        <w:spacing w:before="240"/>
+        <w:spacing w:before="240" w:after="0" w:line="276" w:lineRule="auto"/>
       </w:pPr>
       <w:r>
         <w:rPr>
@@ -253,6 +305,7 @@
           <w:ilvl w:val="0"/>
           <w:numId w:val="3"/>
         </w:numPr>
+        <w:spacing w:after="0" w:line="276" w:lineRule="auto"/>
       </w:pPr>
       <w:r>
         <w:rPr>
@@ -286,6 +339,7 @@
           <w:ilvl w:val="0"/>
           <w:numId w:val="3"/>
         </w:numPr>
+        <w:spacing w:after="0" w:line="276" w:lineRule="auto"/>
       </w:pPr>
       <w:r>
         <w:rPr>
@@ -319,6 +373,7 @@
           <w:ilvl w:val="0"/>
           <w:numId w:val="3"/>
         </w:numPr>
+        <w:spacing w:after="0" w:line="276" w:lineRule="auto"/>
       </w:pPr>
       <w:r>
         <w:rPr>
@@ -352,7 +407,7 @@
           <w:ilvl w:val="0"/>
           <w:numId w:val="3"/>
         </w:numPr>
-        <w:spacing w:after="240"/>
+        <w:spacing w:after="240" w:line="276" w:lineRule="auto"/>
       </w:pPr>
       <w:r>
         <w:rPr>
@@ -382,7 +437,7 @@
     </w:p>
     <w:p>
       <w:r>
-        <w:pict w14:anchorId="2D922E6C">
+        <w:pict w14:anchorId="174E8872">
           <v:rect id="_x0000_i1026" style="width:0;height:1.5pt" o:hralign="center" o:hrstd="t" o:hr="t" fillcolor="#a0a0a0" stroked="f"/>
         </w:pict>
       </w:r>
@@ -406,51 +461,77 @@
       </w:pPr>
       <w:r>
         <w:rPr>
-          <w:b/>
-          <w:shd w:val="clear" w:color="auto" w:fill="B7B7B7"/>
-        </w:rPr>
-        <w:t># Source</w:t>
-      </w:r>
-      <w:r>
-        <w:rPr>
-          <w:shd w:val="clear" w:color="auto" w:fill="B7B7B7"/>
-        </w:rPr>
-        <w:t xml:space="preserve">: </w:t>
-      </w:r>
-      <w:r>
-        <w:rPr>
-          <w:b/>
-          <w:shd w:val="clear" w:color="auto" w:fill="B7B7B7"/>
-        </w:rPr>
-        <w:t xml:space="preserve">Chatgpt </w:t>
-      </w:r>
-      <w:r>
-        <w:rPr>
-          <w:b/>
-          <w:sz w:val="14"/>
-          <w:szCs w:val="14"/>
-          <w:shd w:val="clear" w:color="auto" w:fill="B7B7B7"/>
-        </w:rPr>
-        <w:t>(GPT</w:t>
-      </w:r>
-      <w:r>
-        <w:rPr>
-          <w:rFonts w:ascii="Cambria Math" w:hAnsi="Cambria Math" w:cs="Cambria Math"/>
-          <w:b/>
-          <w:sz w:val="14"/>
-          <w:szCs w:val="14"/>
-          <w:shd w:val="clear" w:color="auto" w:fill="B7B7B7"/>
+          <w:rFonts w:ascii="Arial" w:eastAsia="Arial" w:hAnsi="Arial" w:cs="Arial"/>
+          <w:b/>
+          <w:color w:val="000000"/>
+          <w:sz w:val="18"/>
+          <w:highlight w:val="lightGray"/>
+        </w:rPr>
+        <w:t># Source: AI Source: Provided by: [Data Path</w:t>
+      </w:r>
+      <w:r>
+        <w:rPr>
+          <w:rFonts w:ascii="Arial" w:eastAsia="Arial" w:hAnsi="Arial" w:cs="Arial"/>
+          <w:color w:val="000000"/>
+          <w:sz w:val="18"/>
+          <w:highlight w:val="lightGray"/>
+        </w:rPr>
+        <w:t xml:space="preserve">: Persons Table -&gt; ID Column: 1, Name_En Column: Motasem Essam] -&gt; </w:t>
+      </w:r>
+      <w:r>
+        <w:rPr>
+          <w:rFonts w:ascii="Arial" w:eastAsia="Arial" w:hAnsi="Arial" w:cs="Arial"/>
+          <w:b/>
+          <w:color w:val="000000"/>
+          <w:sz w:val="18"/>
+          <w:highlight w:val="lightGray"/>
+        </w:rPr>
+        <w:t>From:</w:t>
+      </w:r>
+      <w:r>
+        <w:rPr>
+          <w:rFonts w:ascii="Arial" w:eastAsia="Arial" w:hAnsi="Arial" w:cs="Arial"/>
+          <w:color w:val="000000"/>
+          <w:sz w:val="18"/>
+          <w:highlight w:val="lightGray"/>
+        </w:rPr>
+        <w:t xml:space="preserve"> [Chatgpt (GPT</w:t>
+      </w:r>
+      <w:r>
+        <w:rPr>
+          <w:rFonts w:ascii="Arial" w:eastAsia="Arial" w:hAnsi="Arial" w:cs="Cambria Math"/>
+          <w:color w:val="000000"/>
+          <w:sz w:val="18"/>
+          <w:highlight w:val="lightGray"/>
         </w:rPr>
         <w:t>‑</w:t>
       </w:r>
       <w:r>
         <w:rPr>
-          <w:b/>
-          <w:sz w:val="14"/>
-          <w:szCs w:val="14"/>
-          <w:shd w:val="clear" w:color="auto" w:fill="B7B7B7"/>
-        </w:rPr>
-        <w:t>5 Mini) at [8/19/2025]</w:t>
+          <w:rFonts w:ascii="Arial" w:eastAsia="Arial" w:hAnsi="Arial" w:cs="Arial"/>
+          <w:color w:val="000000"/>
+          <w:sz w:val="18"/>
+          <w:highlight w:val="lightGray"/>
+        </w:rPr>
+        <w:t xml:space="preserve">5 Mini)] </w:t>
+      </w:r>
+      <w:r>
+        <w:rPr>
+          <w:rFonts w:ascii="Arial" w:eastAsia="Arial" w:hAnsi="Arial" w:cs="Arial"/>
+          <w:b/>
+          <w:color w:val="000000"/>
+          <w:sz w:val="18"/>
+          <w:highlight w:val="lightGray"/>
+        </w:rPr>
+        <w:t>on</w:t>
+      </w:r>
+      <w:r>
+        <w:rPr>
+          <w:rFonts w:ascii="Arial" w:eastAsia="Arial" w:hAnsi="Arial"/>
+          <w:sz w:val="18"/>
+          <w:highlight w:val="lightGray"/>
+        </w:rPr>
+        <w:t xml:space="preserve"> [8/19/2025]</w:t>
       </w:r>
     </w:p>
     <w:p>
@@ -459,7 +540,7 @@
           <w:ilvl w:val="0"/>
           <w:numId w:val="2"/>
         </w:numPr>
-        <w:spacing w:before="240"/>
+        <w:spacing w:before="240" w:after="0" w:line="276" w:lineRule="auto"/>
       </w:pPr>
       <w:r>
         <w:rPr>
@@ -487,6 +568,7 @@
           <w:ilvl w:val="0"/>
           <w:numId w:val="2"/>
         </w:numPr>
+        <w:spacing w:after="0" w:line="276" w:lineRule="auto"/>
       </w:pPr>
       <w:r>
         <w:rPr>
@@ -514,6 +596,7 @@
           <w:ilvl w:val="0"/>
           <w:numId w:val="2"/>
         </w:numPr>
+        <w:spacing w:after="0" w:line="276" w:lineRule="auto"/>
       </w:pPr>
       <w:r>
         <w:rPr>
@@ -541,14 +624,13 @@
           <w:ilvl w:val="0"/>
           <w:numId w:val="2"/>
         </w:numPr>
-        <w:spacing w:after="240"/>
-      </w:pPr>
-      <w:r>
-        <w:rPr>
-          <w:rFonts w:ascii="Roboto Mono" w:eastAsia="Roboto Mono" w:hAnsi="Roboto Mono" w:cs="Roboto Mono"/>
-          <w:b/>
-        </w:rPr>
-        <w:lastRenderedPageBreak/>
+        <w:spacing w:after="240" w:line="276" w:lineRule="auto"/>
+      </w:pPr>
+      <w:r>
+        <w:rPr>
+          <w:rFonts w:ascii="Roboto Mono" w:eastAsia="Roboto Mono" w:hAnsi="Roboto Mono" w:cs="Roboto Mono"/>
+          <w:b/>
+        </w:rPr>
         <w:t>Spike Testing</w:t>
       </w:r>
       <w:r>
@@ -566,7 +648,7 @@
     </w:p>
     <w:p>
       <w:r>
-        <w:pict w14:anchorId="5C0BA0E0">
+        <w:pict w14:anchorId="3AD538E8">
           <v:rect id="_x0000_i1027" style="width:0;height:1.5pt" o:hralign="center" o:hrstd="t" o:hr="t" fillcolor="#a0a0a0" stroked="f"/>
         </w:pict>
       </w:r>
@@ -590,51 +672,77 @@
       </w:pPr>
       <w:r>
         <w:rPr>
-          <w:b/>
-          <w:shd w:val="clear" w:color="auto" w:fill="B7B7B7"/>
-        </w:rPr>
-        <w:t># Source</w:t>
-      </w:r>
-      <w:r>
-        <w:rPr>
-          <w:shd w:val="clear" w:color="auto" w:fill="B7B7B7"/>
-        </w:rPr>
-        <w:t xml:space="preserve">: </w:t>
-      </w:r>
-      <w:r>
-        <w:rPr>
-          <w:b/>
-          <w:shd w:val="clear" w:color="auto" w:fill="B7B7B7"/>
-        </w:rPr>
-        <w:t xml:space="preserve">Chatgpt </w:t>
-      </w:r>
-      <w:r>
-        <w:rPr>
-          <w:b/>
-          <w:sz w:val="14"/>
-          <w:szCs w:val="14"/>
-          <w:shd w:val="clear" w:color="auto" w:fill="B7B7B7"/>
-        </w:rPr>
-        <w:t>(GPT</w:t>
-      </w:r>
-      <w:r>
-        <w:rPr>
-          <w:rFonts w:ascii="Cambria Math" w:hAnsi="Cambria Math" w:cs="Cambria Math"/>
-          <w:b/>
-          <w:sz w:val="14"/>
-          <w:szCs w:val="14"/>
-          <w:shd w:val="clear" w:color="auto" w:fill="B7B7B7"/>
+          <w:rFonts w:ascii="Arial" w:eastAsia="Arial" w:hAnsi="Arial" w:cs="Arial"/>
+          <w:b/>
+          <w:color w:val="000000"/>
+          <w:sz w:val="18"/>
+          <w:highlight w:val="lightGray"/>
+        </w:rPr>
+        <w:t># Source: AI Source: Provided by: [Data Path</w:t>
+      </w:r>
+      <w:r>
+        <w:rPr>
+          <w:rFonts w:ascii="Arial" w:eastAsia="Arial" w:hAnsi="Arial" w:cs="Arial"/>
+          <w:color w:val="000000"/>
+          <w:sz w:val="18"/>
+          <w:highlight w:val="lightGray"/>
+        </w:rPr>
+        <w:t xml:space="preserve">: Persons Table -&gt; ID Column: 1, Name_En Column: Motasem Essam] -&gt; </w:t>
+      </w:r>
+      <w:r>
+        <w:rPr>
+          <w:rFonts w:ascii="Arial" w:eastAsia="Arial" w:hAnsi="Arial" w:cs="Arial"/>
+          <w:b/>
+          <w:color w:val="000000"/>
+          <w:sz w:val="18"/>
+          <w:highlight w:val="lightGray"/>
+        </w:rPr>
+        <w:t>From:</w:t>
+      </w:r>
+      <w:r>
+        <w:rPr>
+          <w:rFonts w:ascii="Arial" w:eastAsia="Arial" w:hAnsi="Arial" w:cs="Arial"/>
+          <w:color w:val="000000"/>
+          <w:sz w:val="18"/>
+          <w:highlight w:val="lightGray"/>
+        </w:rPr>
+        <w:t xml:space="preserve"> [Chatgpt (GPT</w:t>
+      </w:r>
+      <w:r>
+        <w:rPr>
+          <w:rFonts w:ascii="Arial" w:eastAsia="Arial" w:hAnsi="Arial" w:cs="Cambria Math"/>
+          <w:color w:val="000000"/>
+          <w:sz w:val="18"/>
+          <w:highlight w:val="lightGray"/>
         </w:rPr>
         <w:t>‑</w:t>
       </w:r>
       <w:r>
         <w:rPr>
-          <w:b/>
-          <w:sz w:val="14"/>
-          <w:szCs w:val="14"/>
-          <w:shd w:val="clear" w:color="auto" w:fill="B7B7B7"/>
-        </w:rPr>
-        <w:t>5 Mini) at [8/19/2025]</w:t>
+          <w:rFonts w:ascii="Arial" w:eastAsia="Arial" w:hAnsi="Arial" w:cs="Arial"/>
+          <w:color w:val="000000"/>
+          <w:sz w:val="18"/>
+          <w:highlight w:val="lightGray"/>
+        </w:rPr>
+        <w:t xml:space="preserve">5 Mini)] </w:t>
+      </w:r>
+      <w:r>
+        <w:rPr>
+          <w:rFonts w:ascii="Arial" w:eastAsia="Arial" w:hAnsi="Arial" w:cs="Arial"/>
+          <w:b/>
+          <w:color w:val="000000"/>
+          <w:sz w:val="18"/>
+          <w:highlight w:val="lightGray"/>
+        </w:rPr>
+        <w:t>on</w:t>
+      </w:r>
+      <w:r>
+        <w:rPr>
+          <w:rFonts w:ascii="Arial" w:eastAsia="Arial" w:hAnsi="Arial"/>
+          <w:sz w:val="18"/>
+          <w:highlight w:val="lightGray"/>
+        </w:rPr>
+        <w:t xml:space="preserve"> [8/19/2025]</w:t>
       </w:r>
     </w:p>
     <w:p>
@@ -643,7 +751,7 @@
           <w:ilvl w:val="0"/>
           <w:numId w:val="4"/>
         </w:numPr>
-        <w:spacing w:before="240"/>
+        <w:spacing w:before="240" w:after="0" w:line="276" w:lineRule="auto"/>
         <w:rPr>
           <w:rFonts w:ascii="Roboto Mono" w:eastAsia="Roboto Mono" w:hAnsi="Roboto Mono" w:cs="Roboto Mono"/>
         </w:rPr>
@@ -667,6 +775,7 @@
           <w:ilvl w:val="0"/>
           <w:numId w:val="4"/>
         </w:numPr>
+        <w:spacing w:after="0" w:line="276" w:lineRule="auto"/>
       </w:pPr>
       <w:r>
         <w:rPr>
@@ -700,6 +809,7 @@
           <w:ilvl w:val="0"/>
           <w:numId w:val="4"/>
         </w:numPr>
+        <w:spacing w:after="0" w:line="276" w:lineRule="auto"/>
       </w:pPr>
       <w:r>
         <w:rPr>
@@ -733,6 +843,7 @@
           <w:ilvl w:val="0"/>
           <w:numId w:val="4"/>
         </w:numPr>
+        <w:spacing w:after="0" w:line="276" w:lineRule="auto"/>
       </w:pPr>
       <w:r>
         <w:rPr>
@@ -766,7 +877,7 @@
           <w:ilvl w:val="0"/>
           <w:numId w:val="4"/>
         </w:numPr>
-        <w:spacing w:after="240"/>
+        <w:spacing w:after="240" w:line="276" w:lineRule="auto"/>
       </w:pPr>
       <w:r>
         <w:rPr>
@@ -796,7 +907,7 @@
     </w:p>
     <w:p>
       <w:r>
-        <w:pict w14:anchorId="4527A1B1">
+        <w:pict w14:anchorId="20F4FEAA">
           <v:rect id="_x0000_i1028" style="width:0;height:1.5pt" o:hralign="center" o:hrstd="t" o:hr="t" fillcolor="#a0a0a0" stroked="f"/>
         </w:pict>
       </w:r>
@@ -820,51 +931,77 @@
       </w:pPr>
       <w:r>
         <w:rPr>
-          <w:b/>
-          <w:shd w:val="clear" w:color="auto" w:fill="B7B7B7"/>
-        </w:rPr>
-        <w:t># Source</w:t>
-      </w:r>
-      <w:r>
-        <w:rPr>
-          <w:shd w:val="clear" w:color="auto" w:fill="B7B7B7"/>
-        </w:rPr>
-        <w:t xml:space="preserve">: </w:t>
-      </w:r>
-      <w:r>
-        <w:rPr>
-          <w:b/>
-          <w:shd w:val="clear" w:color="auto" w:fill="B7B7B7"/>
-        </w:rPr>
-        <w:t xml:space="preserve">Chatgpt </w:t>
-      </w:r>
-      <w:r>
-        <w:rPr>
-          <w:b/>
-          <w:sz w:val="14"/>
-          <w:szCs w:val="14"/>
-          <w:shd w:val="clear" w:color="auto" w:fill="B7B7B7"/>
-        </w:rPr>
-        <w:t>(GPT</w:t>
-      </w:r>
-      <w:r>
-        <w:rPr>
-          <w:rFonts w:ascii="Cambria Math" w:hAnsi="Cambria Math" w:cs="Cambria Math"/>
-          <w:b/>
-          <w:sz w:val="14"/>
-          <w:szCs w:val="14"/>
-          <w:shd w:val="clear" w:color="auto" w:fill="B7B7B7"/>
+          <w:rFonts w:ascii="Arial" w:eastAsia="Arial" w:hAnsi="Arial" w:cs="Arial"/>
+          <w:b/>
+          <w:color w:val="000000"/>
+          <w:sz w:val="18"/>
+          <w:highlight w:val="lightGray"/>
+        </w:rPr>
+        <w:t># Source: AI Source: Provided by: [Data Path</w:t>
+      </w:r>
+      <w:r>
+        <w:rPr>
+          <w:rFonts w:ascii="Arial" w:eastAsia="Arial" w:hAnsi="Arial" w:cs="Arial"/>
+          <w:color w:val="000000"/>
+          <w:sz w:val="18"/>
+          <w:highlight w:val="lightGray"/>
+        </w:rPr>
+        <w:t xml:space="preserve">: Persons Table -&gt; ID Column: 1, Name_En Column: Motasem Essam] -&gt; </w:t>
+      </w:r>
+      <w:r>
+        <w:rPr>
+          <w:rFonts w:ascii="Arial" w:eastAsia="Arial" w:hAnsi="Arial" w:cs="Arial"/>
+          <w:b/>
+          <w:color w:val="000000"/>
+          <w:sz w:val="18"/>
+          <w:highlight w:val="lightGray"/>
+        </w:rPr>
+        <w:t>From:</w:t>
+      </w:r>
+      <w:r>
+        <w:rPr>
+          <w:rFonts w:ascii="Arial" w:eastAsia="Arial" w:hAnsi="Arial" w:cs="Arial"/>
+          <w:color w:val="000000"/>
+          <w:sz w:val="18"/>
+          <w:highlight w:val="lightGray"/>
+        </w:rPr>
+        <w:t xml:space="preserve"> [Chatgpt (GPT</w:t>
+      </w:r>
+      <w:r>
+        <w:rPr>
+          <w:rFonts w:ascii="Arial" w:eastAsia="Arial" w:hAnsi="Arial" w:cs="Cambria Math"/>
+          <w:color w:val="000000"/>
+          <w:sz w:val="18"/>
+          <w:highlight w:val="lightGray"/>
         </w:rPr>
         <w:t>‑</w:t>
       </w:r>
       <w:r>
         <w:rPr>
-          <w:b/>
-          <w:sz w:val="14"/>
-          <w:szCs w:val="14"/>
-          <w:shd w:val="clear" w:color="auto" w:fill="B7B7B7"/>
-        </w:rPr>
-        <w:t>5 Mini) at [8/19/2025]</w:t>
+          <w:rFonts w:ascii="Arial" w:eastAsia="Arial" w:hAnsi="Arial" w:cs="Arial"/>
+          <w:color w:val="000000"/>
+          <w:sz w:val="18"/>
+          <w:highlight w:val="lightGray"/>
+        </w:rPr>
+        <w:t xml:space="preserve">5 Mini)] </w:t>
+      </w:r>
+      <w:r>
+        <w:rPr>
+          <w:rFonts w:ascii="Arial" w:eastAsia="Arial" w:hAnsi="Arial" w:cs="Arial"/>
+          <w:b/>
+          <w:color w:val="000000"/>
+          <w:sz w:val="18"/>
+          <w:highlight w:val="lightGray"/>
+        </w:rPr>
+        <w:t>on</w:t>
+      </w:r>
+      <w:r>
+        <w:rPr>
+          <w:rFonts w:ascii="Arial" w:eastAsia="Arial" w:hAnsi="Arial"/>
+          <w:sz w:val="18"/>
+          <w:highlight w:val="lightGray"/>
+        </w:rPr>
+        <w:t xml:space="preserve"> [8/19/2025]</w:t>
       </w:r>
     </w:p>
     <w:p>
@@ -873,7 +1010,7 @@
           <w:ilvl w:val="0"/>
           <w:numId w:val="5"/>
         </w:numPr>
-        <w:spacing w:before="240"/>
+        <w:spacing w:before="240" w:after="0" w:line="276" w:lineRule="auto"/>
       </w:pPr>
       <w:r>
         <w:rPr>
@@ -901,6 +1038,7 @@
           <w:ilvl w:val="0"/>
           <w:numId w:val="5"/>
         </w:numPr>
+        <w:spacing w:after="0" w:line="276" w:lineRule="auto"/>
       </w:pPr>
       <w:r>
         <w:rPr>
@@ -928,6 +1066,7 @@
           <w:ilvl w:val="0"/>
           <w:numId w:val="5"/>
         </w:numPr>
+        <w:spacing w:after="0" w:line="276" w:lineRule="auto"/>
       </w:pPr>
       <w:r>
         <w:rPr>
@@ -955,6 +1094,7 @@
           <w:ilvl w:val="0"/>
           <w:numId w:val="5"/>
         </w:numPr>
+        <w:spacing w:after="0" w:line="276" w:lineRule="auto"/>
       </w:pPr>
       <w:r>
         <w:rPr>
@@ -982,7 +1122,7 @@
           <w:ilvl w:val="0"/>
           <w:numId w:val="5"/>
         </w:numPr>
-        <w:spacing w:after="240"/>
+        <w:spacing w:after="240" w:line="276" w:lineRule="auto"/>
       </w:pPr>
       <w:r>
         <w:rPr>
@@ -1006,7 +1146,7 @@
     </w:p>
     <w:p>
       <w:r>
-        <w:pict w14:anchorId="1C72E7DB">
+        <w:pict w14:anchorId="71DA8630">
           <v:rect id="_x0000_i1029" style="width:0;height:1.5pt" o:hralign="center" o:hrstd="t" o:hr="t" fillcolor="#a0a0a0" stroked="f"/>
         </w:pict>
       </w:r>
@@ -1030,52 +1170,77 @@
       </w:pPr>
       <w:r>
         <w:rPr>
-          <w:b/>
-          <w:shd w:val="clear" w:color="auto" w:fill="B7B7B7"/>
-        </w:rPr>
-        <w:lastRenderedPageBreak/>
-        <w:t># Source</w:t>
-      </w:r>
-      <w:r>
-        <w:rPr>
-          <w:shd w:val="clear" w:color="auto" w:fill="B7B7B7"/>
-        </w:rPr>
-        <w:t xml:space="preserve">: </w:t>
-      </w:r>
-      <w:r>
-        <w:rPr>
-          <w:b/>
-          <w:shd w:val="clear" w:color="auto" w:fill="B7B7B7"/>
-        </w:rPr>
-        <w:t xml:space="preserve">Chatgpt </w:t>
-      </w:r>
-      <w:r>
-        <w:rPr>
-          <w:b/>
-          <w:sz w:val="14"/>
-          <w:szCs w:val="14"/>
-          <w:shd w:val="clear" w:color="auto" w:fill="B7B7B7"/>
-        </w:rPr>
-        <w:t>(GPT</w:t>
-      </w:r>
-      <w:r>
-        <w:rPr>
-          <w:rFonts w:ascii="Cambria Math" w:hAnsi="Cambria Math" w:cs="Cambria Math"/>
-          <w:b/>
-          <w:sz w:val="14"/>
-          <w:szCs w:val="14"/>
-          <w:shd w:val="clear" w:color="auto" w:fill="B7B7B7"/>
+          <w:rFonts w:ascii="Arial" w:eastAsia="Arial" w:hAnsi="Arial" w:cs="Arial"/>
+          <w:b/>
+          <w:color w:val="000000"/>
+          <w:sz w:val="18"/>
+          <w:highlight w:val="lightGray"/>
+        </w:rPr>
+        <w:t># Source: AI Source: Provided by: [Data Path</w:t>
+      </w:r>
+      <w:r>
+        <w:rPr>
+          <w:rFonts w:ascii="Arial" w:eastAsia="Arial" w:hAnsi="Arial" w:cs="Arial"/>
+          <w:color w:val="000000"/>
+          <w:sz w:val="18"/>
+          <w:highlight w:val="lightGray"/>
+        </w:rPr>
+        <w:t xml:space="preserve">: Persons Table -&gt; ID Column: 1, Name_En Column: Motasem Essam] -&gt; </w:t>
+      </w:r>
+      <w:r>
+        <w:rPr>
+          <w:rFonts w:ascii="Arial" w:eastAsia="Arial" w:hAnsi="Arial" w:cs="Arial"/>
+          <w:b/>
+          <w:color w:val="000000"/>
+          <w:sz w:val="18"/>
+          <w:highlight w:val="lightGray"/>
+        </w:rPr>
+        <w:t>From:</w:t>
+      </w:r>
+      <w:r>
+        <w:rPr>
+          <w:rFonts w:ascii="Arial" w:eastAsia="Arial" w:hAnsi="Arial" w:cs="Arial"/>
+          <w:color w:val="000000"/>
+          <w:sz w:val="18"/>
+          <w:highlight w:val="lightGray"/>
+        </w:rPr>
+        <w:t xml:space="preserve"> [Chatgpt (GPT</w:t>
+      </w:r>
+      <w:r>
+        <w:rPr>
+          <w:rFonts w:ascii="Arial" w:eastAsia="Arial" w:hAnsi="Arial" w:cs="Cambria Math"/>
+          <w:color w:val="000000"/>
+          <w:sz w:val="18"/>
+          <w:highlight w:val="lightGray"/>
         </w:rPr>
         <w:t>‑</w:t>
       </w:r>
       <w:r>
         <w:rPr>
-          <w:b/>
-          <w:sz w:val="14"/>
-          <w:szCs w:val="14"/>
-          <w:shd w:val="clear" w:color="auto" w:fill="B7B7B7"/>
-        </w:rPr>
-        <w:t>5 Mini) at [8/19/2025]</w:t>
+          <w:rFonts w:ascii="Arial" w:eastAsia="Arial" w:hAnsi="Arial" w:cs="Arial"/>
+          <w:color w:val="000000"/>
+          <w:sz w:val="18"/>
+          <w:highlight w:val="lightGray"/>
+        </w:rPr>
+        <w:t xml:space="preserve">5 Mini)] </w:t>
+      </w:r>
+      <w:r>
+        <w:rPr>
+          <w:rFonts w:ascii="Arial" w:eastAsia="Arial" w:hAnsi="Arial" w:cs="Arial"/>
+          <w:b/>
+          <w:color w:val="000000"/>
+          <w:sz w:val="18"/>
+          <w:highlight w:val="lightGray"/>
+        </w:rPr>
+        <w:t>on</w:t>
+      </w:r>
+      <w:r>
+        <w:rPr>
+          <w:rFonts w:ascii="Arial" w:eastAsia="Arial" w:hAnsi="Arial"/>
+          <w:sz w:val="18"/>
+          <w:highlight w:val="lightGray"/>
+        </w:rPr>
+        <w:t xml:space="preserve"> [8/19/2025]</w:t>
       </w:r>
     </w:p>
     <w:p>
@@ -1084,7 +1249,7 @@
           <w:ilvl w:val="0"/>
           <w:numId w:val="1"/>
         </w:numPr>
-        <w:spacing w:before="240"/>
+        <w:spacing w:before="240" w:after="0" w:line="276" w:lineRule="auto"/>
       </w:pPr>
       <w:r>
         <w:rPr>
@@ -1118,6 +1283,7 @@
           <w:ilvl w:val="0"/>
           <w:numId w:val="1"/>
         </w:numPr>
+        <w:spacing w:after="0" w:line="276" w:lineRule="auto"/>
       </w:pPr>
       <w:r>
         <w:rPr>
@@ -1164,6 +1330,7 @@
           <w:ilvl w:val="1"/>
           <w:numId w:val="1"/>
         </w:numPr>
+        <w:spacing w:after="0" w:line="276" w:lineRule="auto"/>
         <w:rPr>
           <w:rFonts w:ascii="Roboto Mono" w:eastAsia="Roboto Mono" w:hAnsi="Roboto Mono" w:cs="Roboto Mono"/>
         </w:rPr>
@@ -1187,6 +1354,7 @@
           <w:ilvl w:val="1"/>
           <w:numId w:val="1"/>
         </w:numPr>
+        <w:spacing w:after="0" w:line="276" w:lineRule="auto"/>
         <w:rPr>
           <w:rFonts w:ascii="Roboto Mono" w:eastAsia="Roboto Mono" w:hAnsi="Roboto Mono" w:cs="Roboto Mono"/>
         </w:rPr>
@@ -1210,6 +1378,7 @@
           <w:ilvl w:val="1"/>
           <w:numId w:val="1"/>
         </w:numPr>
+        <w:spacing w:after="0" w:line="276" w:lineRule="auto"/>
         <w:rPr>
           <w:rFonts w:ascii="Roboto Mono" w:eastAsia="Roboto Mono" w:hAnsi="Roboto Mono" w:cs="Roboto Mono"/>
         </w:rPr>
@@ -1233,7 +1402,7 @@
           <w:ilvl w:val="0"/>
           <w:numId w:val="1"/>
         </w:numPr>
-        <w:spacing w:after="240"/>
+        <w:spacing w:after="240" w:line="276" w:lineRule="auto"/>
         <w:rPr>
           <w:rFonts w:ascii="Roboto Mono" w:eastAsia="Roboto Mono" w:hAnsi="Roboto Mono" w:cs="Roboto Mono"/>
         </w:rPr>
@@ -1253,7 +1422,7 @@
     </w:p>
     <w:p>
       <w:r>
-        <w:pict w14:anchorId="7F358D41">
+        <w:pict w14:anchorId="675AD5BF">
           <v:rect id="_x0000_i1030" style="width:0;height:1.5pt" o:hralign="center" o:hrstd="t" o:hr="t" fillcolor="#a0a0a0" stroked="f"/>
         </w:pict>
       </w:r>
@@ -1320,18 +1489,19 @@
     </w:p>
     <w:p>
       <w:r>
-        <w:pict w14:anchorId="4478E881">
+        <w:pict w14:anchorId="22C6F966">
           <v:rect id="_x0000_i1031" style="width:0;height:1.5pt" o:hralign="center" o:hrstd="t" o:hr="t" fillcolor="#a0a0a0" stroked="f"/>
         </w:pict>
       </w:r>
     </w:p>
+    <w:p/>
     <w:p/>
     <w:p/>
     <w:sectPr>
       <w:pgSz w:w="12240" w:h="15840"/>
       <w:pgMar w:top="1440" w:right="1440" w:bottom="1440" w:left="1440" w:header="720" w:footer="720" w:gutter="0"/>
-      <w:pgNumType w:start="1"/>
       <w:cols w:space="720"/>
+      <w:docGrid w:linePitch="360"/>
     </w:sectPr>
   </w:body>
 </w:document>
@@ -2322,18 +2492,6 @@
   <w:style w:type="paragraph" w:default="1" w:styleId="Normal">
     <w:name w:val="Normal"/>
     <w:qFormat/>
-    <w:rsid w:val="00662DFF"/>
-    <w:pPr>
-      <w:spacing w:after="0" w:line="276" w:lineRule="auto"/>
-    </w:pPr>
-    <w:rPr>
-      <w:rFonts w:ascii="Arial" w:eastAsia="Arial" w:hAnsi="Arial" w:cs="Arial"/>
-      <w:kern w:val="0"/>
-      <w:sz w:val="22"/>
-      <w:szCs w:val="22"/>
-      <w:lang w:val="en"/>
-      <w14:ligatures w14:val="none"/>
-    </w:rPr>
   </w:style>
   <w:style w:type="paragraph" w:styleId="Heading1">
     <w:name w:val="heading 1"/>
@@ -2342,7 +2500,7 @@
     <w:link w:val="Heading1Char"/>
     <w:uiPriority w:val="9"/>
     <w:qFormat/>
-    <w:rsid w:val="00710B32"/>
+    <w:rsid w:val="00B632FA"/>
     <w:pPr>
       <w:keepNext/>
       <w:keepLines/>
@@ -2364,7 +2522,7 @@
     <w:uiPriority w:val="9"/>
     <w:unhideWhenUsed/>
     <w:qFormat/>
-    <w:rsid w:val="00710B32"/>
+    <w:rsid w:val="00B632FA"/>
     <w:pPr>
       <w:keepNext/>
       <w:keepLines/>
@@ -2387,7 +2545,7 @@
     <w:semiHidden/>
     <w:unhideWhenUsed/>
     <w:qFormat/>
-    <w:rsid w:val="00710B32"/>
+    <w:rsid w:val="00B632FA"/>
     <w:pPr>
       <w:keepNext/>
       <w:keepLines/>
@@ -2410,7 +2568,7 @@
     <w:semiHidden/>
     <w:unhideWhenUsed/>
     <w:qFormat/>
-    <w:rsid w:val="00710B32"/>
+    <w:rsid w:val="00B632FA"/>
     <w:pPr>
       <w:keepNext/>
       <w:keepLines/>
@@ -2433,7 +2591,7 @@
     <w:semiHidden/>
     <w:unhideWhenUsed/>
     <w:qFormat/>
-    <w:rsid w:val="00710B32"/>
+    <w:rsid w:val="00B632FA"/>
     <w:pPr>
       <w:keepNext/>
       <w:keepLines/>
@@ -2454,11 +2612,11 @@
     <w:semiHidden/>
     <w:unhideWhenUsed/>
     <w:qFormat/>
-    <w:rsid w:val="00710B32"/>
+    <w:rsid w:val="00B632FA"/>
     <w:pPr>
       <w:keepNext/>
       <w:keepLines/>
-      <w:spacing w:before="40"/>
+      <w:spacing w:before="40" w:after="0"/>
       <w:outlineLvl w:val="5"/>
     </w:pPr>
     <w:rPr>
@@ -2477,11 +2635,11 @@
     <w:semiHidden/>
     <w:unhideWhenUsed/>
     <w:qFormat/>
-    <w:rsid w:val="00710B32"/>
+    <w:rsid w:val="00B632FA"/>
     <w:pPr>
       <w:keepNext/>
       <w:keepLines/>
-      <w:spacing w:before="40"/>
+      <w:spacing w:before="40" w:after="0"/>
       <w:outlineLvl w:val="6"/>
     </w:pPr>
     <w:rPr>
@@ -2498,10 +2656,11 @@
     <w:semiHidden/>
     <w:unhideWhenUsed/>
     <w:qFormat/>
-    <w:rsid w:val="00710B32"/>
+    <w:rsid w:val="00B632FA"/>
     <w:pPr>
       <w:keepNext/>
       <w:keepLines/>
+      <w:spacing w:after="0"/>
       <w:outlineLvl w:val="7"/>
     </w:pPr>
     <w:rPr>
@@ -2520,10 +2679,11 @@
     <w:semiHidden/>
     <w:unhideWhenUsed/>
     <w:qFormat/>
-    <w:rsid w:val="00710B32"/>
+    <w:rsid w:val="00B632FA"/>
     <w:pPr>
       <w:keepNext/>
       <w:keepLines/>
+      <w:spacing w:after="0"/>
       <w:outlineLvl w:val="8"/>
     </w:pPr>
     <w:rPr>
@@ -2563,7 +2723,7 @@
     <w:basedOn w:val="DefaultParagraphFont"/>
     <w:link w:val="Heading1"/>
     <w:uiPriority w:val="9"/>
-    <w:rsid w:val="00710B32"/>
+    <w:rsid w:val="00B632FA"/>
     <w:rPr>
       <w:rFonts w:asciiTheme="majorHAnsi" w:eastAsiaTheme="majorEastAsia" w:hAnsiTheme="majorHAnsi" w:cstheme="majorBidi"/>
       <w:color w:val="2F5496" w:themeColor="accent1" w:themeShade="BF"/>
@@ -2576,7 +2736,7 @@
     <w:basedOn w:val="DefaultParagraphFont"/>
     <w:link w:val="Heading2"/>
     <w:uiPriority w:val="9"/>
-    <w:rsid w:val="00710B32"/>
+    <w:rsid w:val="00B632FA"/>
     <w:rPr>
       <w:rFonts w:asciiTheme="majorHAnsi" w:eastAsiaTheme="majorEastAsia" w:hAnsiTheme="majorHAnsi" w:cstheme="majorBidi"/>
       <w:color w:val="2F5496" w:themeColor="accent1" w:themeShade="BF"/>
@@ -2590,7 +2750,7 @@
     <w:link w:val="Heading3"/>
     <w:uiPriority w:val="9"/>
     <w:semiHidden/>
-    <w:rsid w:val="00710B32"/>
+    <w:rsid w:val="00B632FA"/>
     <w:rPr>
       <w:rFonts w:eastAsiaTheme="majorEastAsia" w:cstheme="majorBidi"/>
       <w:color w:val="2F5496" w:themeColor="accent1" w:themeShade="BF"/>
@@ -2604,7 +2764,7 @@
     <w:link w:val="Heading4"/>
     <w:uiPriority w:val="9"/>
     <w:semiHidden/>
-    <w:rsid w:val="00710B32"/>
+    <w:rsid w:val="00B632FA"/>
     <w:rPr>
       <w:rFonts w:eastAsiaTheme="majorEastAsia" w:cstheme="majorBidi"/>
       <w:i/>
@@ -2618,7 +2778,7 @@
     <w:link w:val="Heading5"/>
     <w:uiPriority w:val="9"/>
     <w:semiHidden/>
-    <w:rsid w:val="00710B32"/>
+    <w:rsid w:val="00B632FA"/>
     <w:rPr>
       <w:rFonts w:eastAsiaTheme="majorEastAsia" w:cstheme="majorBidi"/>
       <w:color w:val="2F5496" w:themeColor="accent1" w:themeShade="BF"/>
@@ -2630,7 +2790,7 @@
     <w:link w:val="Heading6"/>
     <w:uiPriority w:val="9"/>
     <w:semiHidden/>
-    <w:rsid w:val="00710B32"/>
+    <w:rsid w:val="00B632FA"/>
     <w:rPr>
       <w:rFonts w:eastAsiaTheme="majorEastAsia" w:cstheme="majorBidi"/>
       <w:i/>
@@ -2644,7 +2804,7 @@
     <w:link w:val="Heading7"/>
     <w:uiPriority w:val="9"/>
     <w:semiHidden/>
-    <w:rsid w:val="00710B32"/>
+    <w:rsid w:val="00B632FA"/>
     <w:rPr>
       <w:rFonts w:eastAsiaTheme="majorEastAsia" w:cstheme="majorBidi"/>
       <w:color w:val="595959" w:themeColor="text1" w:themeTint="A6"/>
@@ -2656,7 +2816,7 @@
     <w:link w:val="Heading8"/>
     <w:uiPriority w:val="9"/>
     <w:semiHidden/>
-    <w:rsid w:val="00710B32"/>
+    <w:rsid w:val="00B632FA"/>
     <w:rPr>
       <w:rFonts w:eastAsiaTheme="majorEastAsia" w:cstheme="majorBidi"/>
       <w:i/>
@@ -2670,7 +2830,7 @@
     <w:link w:val="Heading9"/>
     <w:uiPriority w:val="9"/>
     <w:semiHidden/>
-    <w:rsid w:val="00710B32"/>
+    <w:rsid w:val="00B632FA"/>
     <w:rPr>
       <w:rFonts w:eastAsiaTheme="majorEastAsia" w:cstheme="majorBidi"/>
       <w:color w:val="272727" w:themeColor="text1" w:themeTint="D8"/>
@@ -2683,7 +2843,7 @@
     <w:link w:val="TitleChar"/>
     <w:uiPriority w:val="10"/>
     <w:qFormat/>
-    <w:rsid w:val="00710B32"/>
+    <w:rsid w:val="00B632FA"/>
     <w:pPr>
       <w:spacing w:after="80" w:line="240" w:lineRule="auto"/>
       <w:contextualSpacing/>
@@ -2701,7 +2861,7 @@
     <w:basedOn w:val="DefaultParagraphFont"/>
     <w:link w:val="Title"/>
     <w:uiPriority w:val="10"/>
-    <w:rsid w:val="00710B32"/>
+    <w:rsid w:val="00B632FA"/>
     <w:rPr>
       <w:rFonts w:asciiTheme="majorHAnsi" w:eastAsiaTheme="majorEastAsia" w:hAnsiTheme="majorHAnsi" w:cstheme="majorBidi"/>
       <w:spacing w:val="-10"/>
@@ -2717,7 +2877,7 @@
     <w:link w:val="SubtitleChar"/>
     <w:uiPriority w:val="11"/>
     <w:qFormat/>
-    <w:rsid w:val="00710B32"/>
+    <w:rsid w:val="00B632FA"/>
     <w:pPr>
       <w:numPr>
         <w:ilvl w:val="1"/>
@@ -2736,7 +2896,7 @@
     <w:basedOn w:val="DefaultParagraphFont"/>
     <w:link w:val="Subtitle"/>
     <w:uiPriority w:val="11"/>
-    <w:rsid w:val="00710B32"/>
+    <w:rsid w:val="00B632FA"/>
     <w:rPr>
       <w:rFonts w:eastAsiaTheme="majorEastAsia" w:cstheme="majorBidi"/>
       <w:color w:val="595959" w:themeColor="text1" w:themeTint="A6"/>
@@ -2752,7 +2912,7 @@
     <w:link w:val="QuoteChar"/>
     <w:uiPriority w:val="29"/>
     <w:qFormat/>
-    <w:rsid w:val="00710B32"/>
+    <w:rsid w:val="00B632FA"/>
     <w:pPr>
       <w:spacing w:before="160"/>
       <w:jc w:val="center"/>
@@ -2768,7 +2928,7 @@
     <w:basedOn w:val="DefaultParagraphFont"/>
     <w:link w:val="Quote"/>
     <w:uiPriority w:val="29"/>
-    <w:rsid w:val="00710B32"/>
+    <w:rsid w:val="00B632FA"/>
     <w:rPr>
       <w:i/>
       <w:iCs/>
@@ -2780,7 +2940,7 @@
     <w:basedOn w:val="Normal"/>
     <w:uiPriority w:val="34"/>
     <w:qFormat/>
-    <w:rsid w:val="00710B32"/>
+    <w:rsid w:val="00B632FA"/>
     <w:pPr>
       <w:ind w:left="720"/>
       <w:contextualSpacing/>
@@ -2791,7 +2951,7 @@
     <w:basedOn w:val="DefaultParagraphFont"/>
     <w:uiPriority w:val="21"/>
     <w:qFormat/>
-    <w:rsid w:val="00710B32"/>
+    <w:rsid w:val="00B632FA"/>
     <w:rPr>
       <w:i/>
       <w:iCs/>
@@ -2805,7 +2965,7 @@
     <w:link w:val="IntenseQuoteChar"/>
     <w:uiPriority w:val="30"/>
     <w:qFormat/>
-    <w:rsid w:val="00710B32"/>
+    <w:rsid w:val="00B632FA"/>
     <w:pPr>
       <w:pBdr>
         <w:top w:val="single" w:sz="4" w:space="10" w:color="2F5496" w:themeColor="accent1" w:themeShade="BF"/>
@@ -2826,7 +2986,7 @@
     <w:basedOn w:val="DefaultParagraphFont"/>
     <w:link w:val="IntenseQuote"/>
     <w:uiPriority w:val="30"/>
-    <w:rsid w:val="00710B32"/>
+    <w:rsid w:val="00B632FA"/>
     <w:rPr>
       <w:i/>
       <w:iCs/>
@@ -2838,7 +2998,7 @@
     <w:basedOn w:val="DefaultParagraphFont"/>
     <w:uiPriority w:val="32"/>
     <w:qFormat/>
-    <w:rsid w:val="00710B32"/>
+    <w:rsid w:val="00B632FA"/>
     <w:rPr>
       <w:b/>
       <w:bCs/>
